--- a/TOME - Helpdesk Operations/Books/Governance/Forms/frm-04-swarm-leaderchecklist.docx
+++ b/TOME - Helpdesk Operations/Books/Governance/Forms/frm-04-swarm-leaderchecklist.docx
@@ -23,12 +23,6 @@
         <w:gridCol w:w="9026"/>
       </w:tblGrid>
       <w:tr>
-        <w:tblPrEx>
-          <w:tblCellMar>
-            <w:top w:w="0" w:type="dxa"/>
-            <w:bottom w:w="0" w:type="dxa"/>
-          </w:tblCellMar>
-        </w:tblPrEx>
         <w:tc>
           <w:tcPr>
             <w:tcW w:w="9026" w:type="dxa"/>
@@ -75,1103 +69,6 @@
               </w:rPr>
               <w:t>Leader Action List</w:t>
             </w:r>
-          </w:p>
-        </w:tc>
-      </w:tr>
-    </w:tbl>
-    <w:p>
-      <w:pPr>
-        <w:spacing w:before="120"/>
-      </w:pPr>
-    </w:p>
-    <w:p>
-      <w:pPr>
-        <w:spacing w:before="120"/>
-      </w:pPr>
-      <w:r>
-        <w:t>Document Properties</w:t>
-      </w:r>
-    </w:p>
-    <w:tbl>
-      <w:tblPr>
-        <w:tblW w:w="9639" w:type="dxa"/>
-        <w:tblInd w:w="28" w:type="dxa"/>
-        <w:tblBorders>
-          <w:top w:val="single" w:sz="4" w:space="0" w:color="BFBFBF" w:themeColor="background1" w:themeShade="BF"/>
-          <w:left w:val="single" w:sz="4" w:space="0" w:color="BFBFBF" w:themeColor="background1" w:themeShade="BF"/>
-          <w:bottom w:val="single" w:sz="4" w:space="0" w:color="BFBFBF" w:themeColor="background1" w:themeShade="BF"/>
-          <w:right w:val="single" w:sz="4" w:space="0" w:color="BFBFBF" w:themeColor="background1" w:themeShade="BF"/>
-          <w:insideH w:val="single" w:sz="4" w:space="0" w:color="BFBFBF" w:themeColor="background1" w:themeShade="BF"/>
-          <w:insideV w:val="single" w:sz="4" w:space="0" w:color="BFBFBF" w:themeColor="background1" w:themeShade="BF"/>
-        </w:tblBorders>
-        <w:tblLook w:val="0620" w:firstRow="1" w:lastRow="0" w:firstColumn="0" w:lastColumn="0" w:noHBand="1" w:noVBand="1"/>
-      </w:tblPr>
-      <w:tblGrid>
-        <w:gridCol w:w="2410"/>
-        <w:gridCol w:w="7229"/>
-      </w:tblGrid>
-      <w:tr>
-        <w:tc>
-          <w:tcPr>
-            <w:tcW w:w="2410" w:type="dxa"/>
-            <w:tcBorders>
-              <w:top w:val="single" w:sz="4" w:space="0" w:color="BFBFBF" w:themeColor="background1" w:themeShade="BF"/>
-              <w:left w:val="single" w:sz="4" w:space="0" w:color="BFBFBF" w:themeColor="background1" w:themeShade="BF"/>
-              <w:bottom w:val="single" w:sz="4" w:space="0" w:color="BFBFBF" w:themeColor="background1" w:themeShade="BF"/>
-              <w:right w:val="single" w:sz="4" w:space="0" w:color="BFBFBF" w:themeColor="background1" w:themeShade="BF"/>
-            </w:tcBorders>
-            <w:shd w:val="clear" w:color="auto" w:fill="F2F2F2" w:themeFill="background1" w:themeFillShade="F2"/>
-            <w:hideMark/>
-          </w:tcPr>
-          <w:p>
-            <w:pPr>
-              <w:spacing w:before="120"/>
-              <w:rPr>
-                <w:b/>
-                <w:bCs/>
-              </w:rPr>
-            </w:pPr>
-            <w:r>
-              <w:rPr>
-                <w:b/>
-                <w:bCs/>
-              </w:rPr>
-              <w:t>Document Property</w:t>
-            </w:r>
-          </w:p>
-        </w:tc>
-        <w:tc>
-          <w:tcPr>
-            <w:tcW w:w="7229" w:type="dxa"/>
-            <w:tcBorders>
-              <w:top w:val="single" w:sz="4" w:space="0" w:color="BFBFBF" w:themeColor="background1" w:themeShade="BF"/>
-              <w:left w:val="single" w:sz="4" w:space="0" w:color="BFBFBF" w:themeColor="background1" w:themeShade="BF"/>
-              <w:bottom w:val="single" w:sz="4" w:space="0" w:color="BFBFBF" w:themeColor="background1" w:themeShade="BF"/>
-              <w:right w:val="single" w:sz="4" w:space="0" w:color="BFBFBF" w:themeColor="background1" w:themeShade="BF"/>
-            </w:tcBorders>
-            <w:shd w:val="clear" w:color="auto" w:fill="F2F2F2" w:themeFill="background1" w:themeFillShade="F2"/>
-            <w:hideMark/>
-          </w:tcPr>
-          <w:p>
-            <w:pPr>
-              <w:spacing w:before="120"/>
-              <w:rPr>
-                <w:b/>
-                <w:bCs/>
-              </w:rPr>
-            </w:pPr>
-            <w:r>
-              <w:rPr>
-                <w:b/>
-                <w:bCs/>
-              </w:rPr>
-              <w:t>Details</w:t>
-            </w:r>
-          </w:p>
-        </w:tc>
-      </w:tr>
-      <w:tr>
-        <w:tc>
-          <w:tcPr>
-            <w:tcW w:w="2410" w:type="dxa"/>
-            <w:tcBorders>
-              <w:top w:val="single" w:sz="4" w:space="0" w:color="BFBFBF" w:themeColor="background1" w:themeShade="BF"/>
-              <w:left w:val="single" w:sz="4" w:space="0" w:color="BFBFBF" w:themeColor="background1" w:themeShade="BF"/>
-              <w:bottom w:val="single" w:sz="4" w:space="0" w:color="BFBFBF" w:themeColor="background1" w:themeShade="BF"/>
-              <w:right w:val="single" w:sz="4" w:space="0" w:color="BFBFBF" w:themeColor="background1" w:themeShade="BF"/>
-            </w:tcBorders>
-          </w:tcPr>
-          <w:p>
-            <w:pPr>
-              <w:spacing w:before="120"/>
-            </w:pPr>
-          </w:p>
-        </w:tc>
-        <w:tc>
-          <w:tcPr>
-            <w:tcW w:w="7229" w:type="dxa"/>
-            <w:tcBorders>
-              <w:top w:val="single" w:sz="4" w:space="0" w:color="BFBFBF" w:themeColor="background1" w:themeShade="BF"/>
-              <w:left w:val="single" w:sz="4" w:space="0" w:color="BFBFBF" w:themeColor="background1" w:themeShade="BF"/>
-              <w:bottom w:val="single" w:sz="4" w:space="0" w:color="BFBFBF" w:themeColor="background1" w:themeShade="BF"/>
-              <w:right w:val="single" w:sz="4" w:space="0" w:color="BFBFBF" w:themeColor="background1" w:themeShade="BF"/>
-            </w:tcBorders>
-          </w:tcPr>
-          <w:p>
-            <w:pPr>
-              <w:spacing w:before="120"/>
-            </w:pPr>
-          </w:p>
-        </w:tc>
-      </w:tr>
-      <w:tr>
-        <w:tc>
-          <w:tcPr>
-            <w:tcW w:w="2410" w:type="dxa"/>
-            <w:tcBorders>
-              <w:top w:val="single" w:sz="4" w:space="0" w:color="BFBFBF" w:themeColor="background1" w:themeShade="BF"/>
-              <w:left w:val="single" w:sz="4" w:space="0" w:color="BFBFBF" w:themeColor="background1" w:themeShade="BF"/>
-              <w:bottom w:val="single" w:sz="4" w:space="0" w:color="BFBFBF" w:themeColor="background1" w:themeShade="BF"/>
-              <w:right w:val="single" w:sz="4" w:space="0" w:color="BFBFBF" w:themeColor="background1" w:themeShade="BF"/>
-            </w:tcBorders>
-          </w:tcPr>
-          <w:p>
-            <w:pPr>
-              <w:spacing w:before="120"/>
-            </w:pPr>
-          </w:p>
-        </w:tc>
-        <w:tc>
-          <w:tcPr>
-            <w:tcW w:w="7229" w:type="dxa"/>
-            <w:tcBorders>
-              <w:top w:val="single" w:sz="4" w:space="0" w:color="BFBFBF" w:themeColor="background1" w:themeShade="BF"/>
-              <w:left w:val="single" w:sz="4" w:space="0" w:color="BFBFBF" w:themeColor="background1" w:themeShade="BF"/>
-              <w:bottom w:val="single" w:sz="4" w:space="0" w:color="BFBFBF" w:themeColor="background1" w:themeShade="BF"/>
-              <w:right w:val="single" w:sz="4" w:space="0" w:color="BFBFBF" w:themeColor="background1" w:themeShade="BF"/>
-            </w:tcBorders>
-          </w:tcPr>
-          <w:p>
-            <w:pPr>
-              <w:spacing w:before="120"/>
-            </w:pPr>
-          </w:p>
-        </w:tc>
-      </w:tr>
-    </w:tbl>
-    <w:p>
-      <w:pPr>
-        <w:spacing w:before="120"/>
-      </w:pPr>
-    </w:p>
-    <w:p>
-      <w:pPr>
-        <w:spacing w:before="120"/>
-      </w:pPr>
-      <w:r>
-        <w:t>Revision History</w:t>
-      </w:r>
-    </w:p>
-    <w:tbl>
-      <w:tblPr>
-        <w:tblW w:w="9633" w:type="dxa"/>
-        <w:tblInd w:w="28" w:type="dxa"/>
-        <w:tblBorders>
-          <w:top w:val="single" w:sz="4" w:space="0" w:color="BFBFBF" w:themeColor="background1" w:themeShade="BF"/>
-          <w:left w:val="single" w:sz="4" w:space="0" w:color="BFBFBF" w:themeColor="background1" w:themeShade="BF"/>
-          <w:bottom w:val="single" w:sz="4" w:space="0" w:color="BFBFBF" w:themeColor="background1" w:themeShade="BF"/>
-          <w:right w:val="single" w:sz="4" w:space="0" w:color="BFBFBF" w:themeColor="background1" w:themeShade="BF"/>
-          <w:insideH w:val="single" w:sz="4" w:space="0" w:color="BFBFBF" w:themeColor="background1" w:themeShade="BF"/>
-          <w:insideV w:val="single" w:sz="4" w:space="0" w:color="BFBFBF" w:themeColor="background1" w:themeShade="BF"/>
-        </w:tblBorders>
-        <w:tblLook w:val="0620" w:firstRow="1" w:lastRow="0" w:firstColumn="0" w:lastColumn="0" w:noHBand="1" w:noVBand="1"/>
-      </w:tblPr>
-      <w:tblGrid>
-        <w:gridCol w:w="1335"/>
-        <w:gridCol w:w="3620"/>
-        <w:gridCol w:w="1626"/>
-        <w:gridCol w:w="1259"/>
-        <w:gridCol w:w="1793"/>
-      </w:tblGrid>
-      <w:tr>
-        <w:trPr>
-          <w:trHeight w:val="261"/>
-        </w:trPr>
-        <w:tc>
-          <w:tcPr>
-            <w:tcW w:w="1335" w:type="dxa"/>
-            <w:tcBorders>
-              <w:top w:val="single" w:sz="4" w:space="0" w:color="BFBFBF" w:themeColor="background1" w:themeShade="BF"/>
-              <w:left w:val="single" w:sz="4" w:space="0" w:color="BFBFBF" w:themeColor="background1" w:themeShade="BF"/>
-              <w:bottom w:val="single" w:sz="4" w:space="0" w:color="BFBFBF" w:themeColor="background1" w:themeShade="BF"/>
-              <w:right w:val="single" w:sz="4" w:space="0" w:color="ADADAD" w:themeColor="background2" w:themeShade="BF"/>
-            </w:tcBorders>
-            <w:shd w:val="clear" w:color="auto" w:fill="F2F2F2" w:themeFill="background1" w:themeFillShade="F2"/>
-            <w:hideMark/>
-          </w:tcPr>
-          <w:p>
-            <w:pPr>
-              <w:spacing w:before="120"/>
-              <w:rPr>
-                <w:b/>
-                <w:bCs/>
-              </w:rPr>
-            </w:pPr>
-            <w:r>
-              <w:rPr>
-                <w:b/>
-                <w:bCs/>
-              </w:rPr>
-              <w:t>Version</w:t>
-            </w:r>
-          </w:p>
-        </w:tc>
-        <w:tc>
-          <w:tcPr>
-            <w:tcW w:w="3620" w:type="dxa"/>
-            <w:tcBorders>
-              <w:top w:val="single" w:sz="4" w:space="0" w:color="BFBFBF" w:themeColor="background1" w:themeShade="BF"/>
-              <w:bottom w:val="single" w:sz="4" w:space="0" w:color="BFBFBF" w:themeColor="background1" w:themeShade="BF"/>
-            </w:tcBorders>
-            <w:shd w:val="clear" w:color="auto" w:fill="F2F2F2" w:themeFill="background1" w:themeFillShade="F2"/>
-            <w:hideMark/>
-          </w:tcPr>
-          <w:p>
-            <w:pPr>
-              <w:spacing w:before="120"/>
-              <w:rPr>
-                <w:b/>
-                <w:bCs/>
-              </w:rPr>
-            </w:pPr>
-            <w:r>
-              <w:rPr>
-                <w:b/>
-                <w:bCs/>
-              </w:rPr>
-              <w:t>Change Description</w:t>
-            </w:r>
-          </w:p>
-        </w:tc>
-        <w:tc>
-          <w:tcPr>
-            <w:tcW w:w="1626" w:type="dxa"/>
-            <w:tcBorders>
-              <w:top w:val="single" w:sz="4" w:space="0" w:color="BFBFBF" w:themeColor="background1" w:themeShade="BF"/>
-              <w:bottom w:val="single" w:sz="4" w:space="0" w:color="BFBFBF" w:themeColor="background1" w:themeShade="BF"/>
-            </w:tcBorders>
-            <w:shd w:val="clear" w:color="auto" w:fill="F2F2F2" w:themeFill="background1" w:themeFillShade="F2"/>
-            <w:hideMark/>
-          </w:tcPr>
-          <w:p>
-            <w:pPr>
-              <w:spacing w:before="120"/>
-              <w:rPr>
-                <w:b/>
-                <w:bCs/>
-              </w:rPr>
-            </w:pPr>
-            <w:r>
-              <w:rPr>
-                <w:b/>
-                <w:bCs/>
-              </w:rPr>
-              <w:t>Author</w:t>
-            </w:r>
-          </w:p>
-        </w:tc>
-        <w:tc>
-          <w:tcPr>
-            <w:tcW w:w="1259" w:type="dxa"/>
-            <w:tcBorders>
-              <w:top w:val="single" w:sz="4" w:space="0" w:color="BFBFBF" w:themeColor="background1" w:themeShade="BF"/>
-              <w:bottom w:val="single" w:sz="4" w:space="0" w:color="BFBFBF" w:themeColor="background1" w:themeShade="BF"/>
-            </w:tcBorders>
-            <w:shd w:val="clear" w:color="auto" w:fill="F2F2F2" w:themeFill="background1" w:themeFillShade="F2"/>
-            <w:hideMark/>
-          </w:tcPr>
-          <w:p>
-            <w:pPr>
-              <w:spacing w:before="120"/>
-              <w:rPr>
-                <w:bCs/>
-              </w:rPr>
-            </w:pPr>
-            <w:r>
-              <w:rPr>
-                <w:b/>
-                <w:bCs/>
-              </w:rPr>
-              <w:t>Date</w:t>
-            </w:r>
-          </w:p>
-        </w:tc>
-        <w:tc>
-          <w:tcPr>
-            <w:tcW w:w="1793" w:type="dxa"/>
-            <w:tcBorders>
-              <w:top w:val="single" w:sz="4" w:space="0" w:color="BFBFBF" w:themeColor="background1" w:themeShade="BF"/>
-              <w:left w:val="single" w:sz="4" w:space="0" w:color="ADADAD" w:themeColor="background2" w:themeShade="BF"/>
-              <w:bottom w:val="single" w:sz="4" w:space="0" w:color="BFBFBF" w:themeColor="background1" w:themeShade="BF"/>
-              <w:right w:val="single" w:sz="4" w:space="0" w:color="BFBFBF" w:themeColor="background1" w:themeShade="BF"/>
-            </w:tcBorders>
-            <w:shd w:val="clear" w:color="auto" w:fill="F2F2F2" w:themeFill="background1" w:themeFillShade="F2"/>
-            <w:hideMark/>
-          </w:tcPr>
-          <w:p>
-            <w:pPr>
-              <w:spacing w:before="120"/>
-              <w:rPr>
-                <w:b/>
-                <w:bCs/>
-              </w:rPr>
-            </w:pPr>
-            <w:r>
-              <w:rPr>
-                <w:b/>
-                <w:bCs/>
-              </w:rPr>
-              <w:t>Next Review</w:t>
-            </w:r>
-          </w:p>
-        </w:tc>
-      </w:tr>
-      <w:tr>
-        <w:trPr>
-          <w:trHeight w:val="236"/>
-        </w:trPr>
-        <w:tc>
-          <w:tcPr>
-            <w:tcW w:w="1335" w:type="dxa"/>
-            <w:tcBorders>
-              <w:top w:val="single" w:sz="4" w:space="0" w:color="BFBFBF" w:themeColor="background1" w:themeShade="BF"/>
-              <w:left w:val="single" w:sz="4" w:space="0" w:color="BFBFBF" w:themeColor="background1" w:themeShade="BF"/>
-              <w:bottom w:val="single" w:sz="4" w:space="0" w:color="BFBFBF" w:themeColor="background1" w:themeShade="BF"/>
-              <w:right w:val="single" w:sz="4" w:space="0" w:color="BFBFBF" w:themeColor="background1" w:themeShade="BF"/>
-            </w:tcBorders>
-          </w:tcPr>
-          <w:p>
-            <w:pPr>
-              <w:spacing w:before="120"/>
-              <w:rPr>
-                <w:b/>
-                <w:bCs/>
-              </w:rPr>
-            </w:pPr>
-          </w:p>
-        </w:tc>
-        <w:tc>
-          <w:tcPr>
-            <w:tcW w:w="3620" w:type="dxa"/>
-            <w:tcBorders>
-              <w:top w:val="single" w:sz="4" w:space="0" w:color="BFBFBF" w:themeColor="background1" w:themeShade="BF"/>
-              <w:left w:val="single" w:sz="4" w:space="0" w:color="BFBFBF" w:themeColor="background1" w:themeShade="BF"/>
-              <w:bottom w:val="single" w:sz="4" w:space="0" w:color="BFBFBF" w:themeColor="background1" w:themeShade="BF"/>
-              <w:right w:val="single" w:sz="4" w:space="0" w:color="BFBFBF" w:themeColor="background1" w:themeShade="BF"/>
-            </w:tcBorders>
-          </w:tcPr>
-          <w:p>
-            <w:pPr>
-              <w:spacing w:before="120"/>
-            </w:pPr>
-          </w:p>
-        </w:tc>
-        <w:tc>
-          <w:tcPr>
-            <w:tcW w:w="1626" w:type="dxa"/>
-            <w:tcBorders>
-              <w:top w:val="single" w:sz="4" w:space="0" w:color="BFBFBF" w:themeColor="background1" w:themeShade="BF"/>
-              <w:left w:val="single" w:sz="4" w:space="0" w:color="BFBFBF" w:themeColor="background1" w:themeShade="BF"/>
-              <w:bottom w:val="single" w:sz="4" w:space="0" w:color="BFBFBF" w:themeColor="background1" w:themeShade="BF"/>
-              <w:right w:val="single" w:sz="4" w:space="0" w:color="BFBFBF" w:themeColor="background1" w:themeShade="BF"/>
-            </w:tcBorders>
-          </w:tcPr>
-          <w:p>
-            <w:pPr>
-              <w:spacing w:before="120"/>
-            </w:pPr>
-          </w:p>
-        </w:tc>
-        <w:tc>
-          <w:tcPr>
-            <w:tcW w:w="1259" w:type="dxa"/>
-            <w:tcBorders>
-              <w:top w:val="single" w:sz="4" w:space="0" w:color="BFBFBF" w:themeColor="background1" w:themeShade="BF"/>
-              <w:left w:val="single" w:sz="4" w:space="0" w:color="BFBFBF" w:themeColor="background1" w:themeShade="BF"/>
-              <w:bottom w:val="single" w:sz="4" w:space="0" w:color="BFBFBF" w:themeColor="background1" w:themeShade="BF"/>
-              <w:right w:val="single" w:sz="4" w:space="0" w:color="BFBFBF" w:themeColor="background1" w:themeShade="BF"/>
-            </w:tcBorders>
-          </w:tcPr>
-          <w:p>
-            <w:pPr>
-              <w:spacing w:before="120"/>
-            </w:pPr>
-          </w:p>
-        </w:tc>
-        <w:tc>
-          <w:tcPr>
-            <w:tcW w:w="1793" w:type="dxa"/>
-            <w:tcBorders>
-              <w:top w:val="single" w:sz="4" w:space="0" w:color="BFBFBF" w:themeColor="background1" w:themeShade="BF"/>
-              <w:left w:val="single" w:sz="4" w:space="0" w:color="BFBFBF" w:themeColor="background1" w:themeShade="BF"/>
-              <w:bottom w:val="single" w:sz="4" w:space="0" w:color="BFBFBF" w:themeColor="background1" w:themeShade="BF"/>
-              <w:right w:val="single" w:sz="4" w:space="0" w:color="BFBFBF" w:themeColor="background1" w:themeShade="BF"/>
-            </w:tcBorders>
-          </w:tcPr>
-          <w:p>
-            <w:pPr>
-              <w:spacing w:before="120"/>
-            </w:pPr>
-          </w:p>
-        </w:tc>
-      </w:tr>
-      <w:tr>
-        <w:trPr>
-          <w:trHeight w:val="236"/>
-        </w:trPr>
-        <w:tc>
-          <w:tcPr>
-            <w:tcW w:w="1335" w:type="dxa"/>
-            <w:tcBorders>
-              <w:top w:val="single" w:sz="4" w:space="0" w:color="BFBFBF" w:themeColor="background1" w:themeShade="BF"/>
-              <w:left w:val="single" w:sz="4" w:space="0" w:color="BFBFBF" w:themeColor="background1" w:themeShade="BF"/>
-              <w:bottom w:val="single" w:sz="4" w:space="0" w:color="BFBFBF" w:themeColor="background1" w:themeShade="BF"/>
-              <w:right w:val="single" w:sz="4" w:space="0" w:color="BFBFBF" w:themeColor="background1" w:themeShade="BF"/>
-            </w:tcBorders>
-          </w:tcPr>
-          <w:p>
-            <w:pPr>
-              <w:spacing w:before="120"/>
-            </w:pPr>
-          </w:p>
-        </w:tc>
-        <w:tc>
-          <w:tcPr>
-            <w:tcW w:w="3620" w:type="dxa"/>
-            <w:tcBorders>
-              <w:top w:val="single" w:sz="4" w:space="0" w:color="BFBFBF" w:themeColor="background1" w:themeShade="BF"/>
-              <w:left w:val="single" w:sz="4" w:space="0" w:color="BFBFBF" w:themeColor="background1" w:themeShade="BF"/>
-              <w:bottom w:val="single" w:sz="4" w:space="0" w:color="BFBFBF" w:themeColor="background1" w:themeShade="BF"/>
-              <w:right w:val="single" w:sz="4" w:space="0" w:color="BFBFBF" w:themeColor="background1" w:themeShade="BF"/>
-            </w:tcBorders>
-          </w:tcPr>
-          <w:p>
-            <w:pPr>
-              <w:spacing w:before="120"/>
-            </w:pPr>
-          </w:p>
-        </w:tc>
-        <w:tc>
-          <w:tcPr>
-            <w:tcW w:w="1626" w:type="dxa"/>
-            <w:tcBorders>
-              <w:top w:val="single" w:sz="4" w:space="0" w:color="BFBFBF" w:themeColor="background1" w:themeShade="BF"/>
-              <w:left w:val="single" w:sz="4" w:space="0" w:color="BFBFBF" w:themeColor="background1" w:themeShade="BF"/>
-              <w:bottom w:val="single" w:sz="4" w:space="0" w:color="BFBFBF" w:themeColor="background1" w:themeShade="BF"/>
-              <w:right w:val="single" w:sz="4" w:space="0" w:color="BFBFBF" w:themeColor="background1" w:themeShade="BF"/>
-            </w:tcBorders>
-          </w:tcPr>
-          <w:p>
-            <w:pPr>
-              <w:spacing w:before="120"/>
-            </w:pPr>
-          </w:p>
-        </w:tc>
-        <w:tc>
-          <w:tcPr>
-            <w:tcW w:w="1259" w:type="dxa"/>
-            <w:tcBorders>
-              <w:top w:val="single" w:sz="4" w:space="0" w:color="BFBFBF" w:themeColor="background1" w:themeShade="BF"/>
-              <w:left w:val="single" w:sz="4" w:space="0" w:color="BFBFBF" w:themeColor="background1" w:themeShade="BF"/>
-              <w:bottom w:val="single" w:sz="4" w:space="0" w:color="BFBFBF" w:themeColor="background1" w:themeShade="BF"/>
-              <w:right w:val="single" w:sz="4" w:space="0" w:color="BFBFBF" w:themeColor="background1" w:themeShade="BF"/>
-            </w:tcBorders>
-          </w:tcPr>
-          <w:p>
-            <w:pPr>
-              <w:spacing w:before="120"/>
-            </w:pPr>
-          </w:p>
-        </w:tc>
-        <w:tc>
-          <w:tcPr>
-            <w:tcW w:w="1793" w:type="dxa"/>
-            <w:tcBorders>
-              <w:top w:val="single" w:sz="4" w:space="0" w:color="BFBFBF" w:themeColor="background1" w:themeShade="BF"/>
-              <w:left w:val="single" w:sz="4" w:space="0" w:color="BFBFBF" w:themeColor="background1" w:themeShade="BF"/>
-              <w:bottom w:val="single" w:sz="4" w:space="0" w:color="BFBFBF" w:themeColor="background1" w:themeShade="BF"/>
-              <w:right w:val="single" w:sz="4" w:space="0" w:color="BFBFBF" w:themeColor="background1" w:themeShade="BF"/>
-            </w:tcBorders>
-          </w:tcPr>
-          <w:p>
-            <w:pPr>
-              <w:spacing w:before="120"/>
-            </w:pPr>
-          </w:p>
-        </w:tc>
-      </w:tr>
-    </w:tbl>
-    <w:p>
-      <w:pPr>
-        <w:spacing w:before="120"/>
-      </w:pPr>
-    </w:p>
-    <w:p>
-      <w:pPr>
-        <w:spacing w:before="120"/>
-      </w:pPr>
-      <w:r>
-        <w:t>Executive Sponsors</w:t>
-      </w:r>
-    </w:p>
-    <w:tbl>
-      <w:tblPr>
-        <w:tblW w:w="9606" w:type="dxa"/>
-        <w:tblInd w:w="28" w:type="dxa"/>
-        <w:tblBorders>
-          <w:top w:val="single" w:sz="4" w:space="0" w:color="BFBFBF" w:themeColor="background1" w:themeShade="BF"/>
-          <w:left w:val="single" w:sz="4" w:space="0" w:color="BFBFBF" w:themeColor="background1" w:themeShade="BF"/>
-          <w:bottom w:val="single" w:sz="4" w:space="0" w:color="BFBFBF" w:themeColor="background1" w:themeShade="BF"/>
-          <w:right w:val="single" w:sz="4" w:space="0" w:color="BFBFBF" w:themeColor="background1" w:themeShade="BF"/>
-          <w:insideH w:val="single" w:sz="4" w:space="0" w:color="BFBFBF" w:themeColor="background1" w:themeShade="BF"/>
-          <w:insideV w:val="single" w:sz="4" w:space="0" w:color="BFBFBF" w:themeColor="background1" w:themeShade="BF"/>
-        </w:tblBorders>
-        <w:tblLook w:val="0620" w:firstRow="1" w:lastRow="0" w:firstColumn="0" w:lastColumn="0" w:noHBand="1" w:noVBand="1"/>
-      </w:tblPr>
-      <w:tblGrid>
-        <w:gridCol w:w="2205"/>
-        <w:gridCol w:w="3720"/>
-        <w:gridCol w:w="3681"/>
-      </w:tblGrid>
-      <w:tr>
-        <w:trPr>
-          <w:trHeight w:val="300"/>
-        </w:trPr>
-        <w:tc>
-          <w:tcPr>
-            <w:tcW w:w="2205" w:type="dxa"/>
-            <w:tcBorders>
-              <w:top w:val="single" w:sz="4" w:space="0" w:color="BFBFBF" w:themeColor="background1" w:themeShade="BF"/>
-              <w:left w:val="single" w:sz="4" w:space="0" w:color="BFBFBF" w:themeColor="background1" w:themeShade="BF"/>
-              <w:bottom w:val="single" w:sz="4" w:space="0" w:color="BFBFBF" w:themeColor="background1" w:themeShade="BF"/>
-              <w:right w:val="single" w:sz="4" w:space="0" w:color="BFBFBF" w:themeColor="background1" w:themeShade="BF"/>
-            </w:tcBorders>
-            <w:shd w:val="clear" w:color="auto" w:fill="F2F2F2" w:themeFill="background1" w:themeFillShade="F2"/>
-            <w:hideMark/>
-          </w:tcPr>
-          <w:p>
-            <w:pPr>
-              <w:spacing w:before="120"/>
-              <w:rPr>
-                <w:b/>
-                <w:bCs/>
-              </w:rPr>
-            </w:pPr>
-            <w:r>
-              <w:rPr>
-                <w:b/>
-                <w:bCs/>
-              </w:rPr>
-              <w:t>Name</w:t>
-            </w:r>
-          </w:p>
-        </w:tc>
-        <w:tc>
-          <w:tcPr>
-            <w:tcW w:w="3720" w:type="dxa"/>
-            <w:tcBorders>
-              <w:top w:val="single" w:sz="4" w:space="0" w:color="BFBFBF" w:themeColor="background1" w:themeShade="BF"/>
-              <w:left w:val="single" w:sz="4" w:space="0" w:color="BFBFBF" w:themeColor="background1" w:themeShade="BF"/>
-              <w:bottom w:val="single" w:sz="4" w:space="0" w:color="BFBFBF" w:themeColor="background1" w:themeShade="BF"/>
-              <w:right w:val="single" w:sz="4" w:space="0" w:color="BFBFBF" w:themeColor="background1" w:themeShade="BF"/>
-            </w:tcBorders>
-            <w:shd w:val="clear" w:color="auto" w:fill="F2F2F2" w:themeFill="background1" w:themeFillShade="F2"/>
-            <w:hideMark/>
-          </w:tcPr>
-          <w:p>
-            <w:pPr>
-              <w:spacing w:before="120"/>
-              <w:rPr>
-                <w:b/>
-                <w:bCs/>
-              </w:rPr>
-            </w:pPr>
-            <w:r>
-              <w:rPr>
-                <w:b/>
-                <w:bCs/>
-              </w:rPr>
-              <w:t>Title</w:t>
-            </w:r>
-          </w:p>
-        </w:tc>
-        <w:tc>
-          <w:tcPr>
-            <w:tcW w:w="3681" w:type="dxa"/>
-            <w:tcBorders>
-              <w:top w:val="single" w:sz="4" w:space="0" w:color="BFBFBF" w:themeColor="background1" w:themeShade="BF"/>
-              <w:left w:val="single" w:sz="4" w:space="0" w:color="BFBFBF" w:themeColor="background1" w:themeShade="BF"/>
-              <w:bottom w:val="single" w:sz="4" w:space="0" w:color="BFBFBF" w:themeColor="background1" w:themeShade="BF"/>
-              <w:right w:val="single" w:sz="4" w:space="0" w:color="BFBFBF" w:themeColor="background1" w:themeShade="BF"/>
-            </w:tcBorders>
-            <w:shd w:val="clear" w:color="auto" w:fill="F2F2F2" w:themeFill="background1" w:themeFillShade="F2"/>
-            <w:hideMark/>
-          </w:tcPr>
-          <w:p>
-            <w:pPr>
-              <w:spacing w:before="120"/>
-              <w:rPr>
-                <w:b/>
-                <w:bCs/>
-              </w:rPr>
-            </w:pPr>
-            <w:r>
-              <w:rPr>
-                <w:b/>
-                <w:bCs/>
-              </w:rPr>
-              <w:t>Business Unit</w:t>
-            </w:r>
-          </w:p>
-        </w:tc>
-      </w:tr>
-      <w:tr>
-        <w:trPr>
-          <w:trHeight w:val="300"/>
-        </w:trPr>
-        <w:tc>
-          <w:tcPr>
-            <w:tcW w:w="2205" w:type="dxa"/>
-            <w:tcBorders>
-              <w:top w:val="single" w:sz="4" w:space="0" w:color="BFBFBF" w:themeColor="background1" w:themeShade="BF"/>
-              <w:left w:val="single" w:sz="4" w:space="0" w:color="BFBFBF" w:themeColor="background1" w:themeShade="BF"/>
-              <w:bottom w:val="single" w:sz="4" w:space="0" w:color="BFBFBF" w:themeColor="background1" w:themeShade="BF"/>
-              <w:right w:val="single" w:sz="4" w:space="0" w:color="BFBFBF" w:themeColor="background1" w:themeShade="BF"/>
-            </w:tcBorders>
-          </w:tcPr>
-          <w:p>
-            <w:pPr>
-              <w:spacing w:before="120"/>
-            </w:pPr>
-          </w:p>
-        </w:tc>
-        <w:tc>
-          <w:tcPr>
-            <w:tcW w:w="3720" w:type="dxa"/>
-            <w:tcBorders>
-              <w:top w:val="single" w:sz="4" w:space="0" w:color="BFBFBF" w:themeColor="background1" w:themeShade="BF"/>
-              <w:left w:val="single" w:sz="4" w:space="0" w:color="BFBFBF" w:themeColor="background1" w:themeShade="BF"/>
-              <w:bottom w:val="single" w:sz="4" w:space="0" w:color="BFBFBF" w:themeColor="background1" w:themeShade="BF"/>
-              <w:right w:val="single" w:sz="4" w:space="0" w:color="BFBFBF" w:themeColor="background1" w:themeShade="BF"/>
-            </w:tcBorders>
-          </w:tcPr>
-          <w:p>
-            <w:pPr>
-              <w:spacing w:before="120"/>
-            </w:pPr>
-          </w:p>
-        </w:tc>
-        <w:tc>
-          <w:tcPr>
-            <w:tcW w:w="3681" w:type="dxa"/>
-            <w:tcBorders>
-              <w:top w:val="single" w:sz="4" w:space="0" w:color="BFBFBF" w:themeColor="background1" w:themeShade="BF"/>
-              <w:left w:val="single" w:sz="4" w:space="0" w:color="BFBFBF" w:themeColor="background1" w:themeShade="BF"/>
-              <w:bottom w:val="single" w:sz="4" w:space="0" w:color="BFBFBF" w:themeColor="background1" w:themeShade="BF"/>
-              <w:right w:val="single" w:sz="4" w:space="0" w:color="BFBFBF" w:themeColor="background1" w:themeShade="BF"/>
-            </w:tcBorders>
-          </w:tcPr>
-          <w:p>
-            <w:pPr>
-              <w:spacing w:before="120"/>
-            </w:pPr>
-          </w:p>
-        </w:tc>
-      </w:tr>
-      <w:tr>
-        <w:trPr>
-          <w:trHeight w:val="300"/>
-        </w:trPr>
-        <w:tc>
-          <w:tcPr>
-            <w:tcW w:w="2205" w:type="dxa"/>
-            <w:tcBorders>
-              <w:top w:val="single" w:sz="4" w:space="0" w:color="BFBFBF" w:themeColor="background1" w:themeShade="BF"/>
-              <w:left w:val="single" w:sz="4" w:space="0" w:color="BFBFBF" w:themeColor="background1" w:themeShade="BF"/>
-              <w:bottom w:val="single" w:sz="4" w:space="0" w:color="BFBFBF" w:themeColor="background1" w:themeShade="BF"/>
-              <w:right w:val="single" w:sz="4" w:space="0" w:color="BFBFBF" w:themeColor="background1" w:themeShade="BF"/>
-            </w:tcBorders>
-          </w:tcPr>
-          <w:p>
-            <w:pPr>
-              <w:spacing w:before="120"/>
-            </w:pPr>
-          </w:p>
-        </w:tc>
-        <w:tc>
-          <w:tcPr>
-            <w:tcW w:w="3720" w:type="dxa"/>
-            <w:tcBorders>
-              <w:top w:val="single" w:sz="4" w:space="0" w:color="BFBFBF" w:themeColor="background1" w:themeShade="BF"/>
-              <w:left w:val="single" w:sz="4" w:space="0" w:color="BFBFBF" w:themeColor="background1" w:themeShade="BF"/>
-              <w:bottom w:val="single" w:sz="4" w:space="0" w:color="BFBFBF" w:themeColor="background1" w:themeShade="BF"/>
-              <w:right w:val="single" w:sz="4" w:space="0" w:color="BFBFBF" w:themeColor="background1" w:themeShade="BF"/>
-            </w:tcBorders>
-          </w:tcPr>
-          <w:p>
-            <w:pPr>
-              <w:spacing w:before="120"/>
-            </w:pPr>
-          </w:p>
-        </w:tc>
-        <w:tc>
-          <w:tcPr>
-            <w:tcW w:w="3681" w:type="dxa"/>
-            <w:tcBorders>
-              <w:top w:val="single" w:sz="4" w:space="0" w:color="BFBFBF" w:themeColor="background1" w:themeShade="BF"/>
-              <w:left w:val="single" w:sz="4" w:space="0" w:color="BFBFBF" w:themeColor="background1" w:themeShade="BF"/>
-              <w:bottom w:val="single" w:sz="4" w:space="0" w:color="BFBFBF" w:themeColor="background1" w:themeShade="BF"/>
-              <w:right w:val="single" w:sz="4" w:space="0" w:color="BFBFBF" w:themeColor="background1" w:themeShade="BF"/>
-            </w:tcBorders>
-          </w:tcPr>
-          <w:p>
-            <w:pPr>
-              <w:spacing w:before="120"/>
-            </w:pPr>
-          </w:p>
-        </w:tc>
-      </w:tr>
-    </w:tbl>
-    <w:p>
-      <w:pPr>
-        <w:spacing w:before="120"/>
-      </w:pPr>
-    </w:p>
-    <w:p>
-      <w:pPr>
-        <w:spacing w:before="120"/>
-      </w:pPr>
-      <w:r>
-        <w:t>Stakeholder / Distribution List</w:t>
-      </w:r>
-    </w:p>
-    <w:tbl>
-      <w:tblPr>
-        <w:tblW w:w="9634" w:type="dxa"/>
-        <w:tblInd w:w="28" w:type="dxa"/>
-        <w:tblBorders>
-          <w:top w:val="single" w:sz="4" w:space="0" w:color="BFBFBF" w:themeColor="background1" w:themeShade="BF"/>
-          <w:left w:val="single" w:sz="4" w:space="0" w:color="BFBFBF" w:themeColor="background1" w:themeShade="BF"/>
-          <w:bottom w:val="single" w:sz="4" w:space="0" w:color="BFBFBF" w:themeColor="background1" w:themeShade="BF"/>
-          <w:right w:val="single" w:sz="4" w:space="0" w:color="BFBFBF" w:themeColor="background1" w:themeShade="BF"/>
-          <w:insideH w:val="single" w:sz="4" w:space="0" w:color="BFBFBF" w:themeColor="background1" w:themeShade="BF"/>
-          <w:insideV w:val="single" w:sz="4" w:space="0" w:color="BFBFBF" w:themeColor="background1" w:themeShade="BF"/>
-        </w:tblBorders>
-        <w:tblLook w:val="0620" w:firstRow="1" w:lastRow="0" w:firstColumn="0" w:lastColumn="0" w:noHBand="1" w:noVBand="1"/>
-      </w:tblPr>
-      <w:tblGrid>
-        <w:gridCol w:w="1838"/>
-        <w:gridCol w:w="3516"/>
-        <w:gridCol w:w="2948"/>
-        <w:gridCol w:w="1332"/>
-      </w:tblGrid>
-      <w:tr>
-        <w:trPr>
-          <w:trHeight w:val="287"/>
-        </w:trPr>
-        <w:tc>
-          <w:tcPr>
-            <w:tcW w:w="1838" w:type="dxa"/>
-            <w:tcBorders>
-              <w:top w:val="single" w:sz="4" w:space="0" w:color="BFBFBF" w:themeColor="background1" w:themeShade="BF"/>
-              <w:left w:val="single" w:sz="4" w:space="0" w:color="BFBFBF" w:themeColor="background1" w:themeShade="BF"/>
-              <w:bottom w:val="single" w:sz="4" w:space="0" w:color="BFBFBF" w:themeColor="background1" w:themeShade="BF"/>
-              <w:right w:val="single" w:sz="4" w:space="0" w:color="BFBFBF" w:themeColor="background1" w:themeShade="BF"/>
-            </w:tcBorders>
-            <w:shd w:val="clear" w:color="auto" w:fill="F2F2F2" w:themeFill="background1" w:themeFillShade="F2"/>
-            <w:hideMark/>
-          </w:tcPr>
-          <w:p>
-            <w:pPr>
-              <w:spacing w:before="120"/>
-              <w:rPr>
-                <w:b/>
-              </w:rPr>
-            </w:pPr>
-            <w:r>
-              <w:rPr>
-                <w:b/>
-              </w:rPr>
-              <w:t>Name</w:t>
-            </w:r>
-          </w:p>
-        </w:tc>
-        <w:tc>
-          <w:tcPr>
-            <w:tcW w:w="3516" w:type="dxa"/>
-            <w:tcBorders>
-              <w:top w:val="single" w:sz="4" w:space="0" w:color="BFBFBF" w:themeColor="background1" w:themeShade="BF"/>
-              <w:left w:val="single" w:sz="4" w:space="0" w:color="BFBFBF" w:themeColor="background1" w:themeShade="BF"/>
-              <w:bottom w:val="single" w:sz="4" w:space="0" w:color="BFBFBF" w:themeColor="background1" w:themeShade="BF"/>
-              <w:right w:val="single" w:sz="4" w:space="0" w:color="BFBFBF" w:themeColor="background1" w:themeShade="BF"/>
-            </w:tcBorders>
-            <w:shd w:val="clear" w:color="auto" w:fill="F2F2F2" w:themeFill="background1" w:themeFillShade="F2"/>
-            <w:hideMark/>
-          </w:tcPr>
-          <w:p>
-            <w:pPr>
-              <w:spacing w:before="120"/>
-              <w:rPr>
-                <w:b/>
-              </w:rPr>
-            </w:pPr>
-            <w:r>
-              <w:rPr>
-                <w:b/>
-              </w:rPr>
-              <w:t>Title</w:t>
-            </w:r>
-          </w:p>
-        </w:tc>
-        <w:tc>
-          <w:tcPr>
-            <w:tcW w:w="2948" w:type="dxa"/>
-            <w:tcBorders>
-              <w:top w:val="single" w:sz="4" w:space="0" w:color="BFBFBF" w:themeColor="background1" w:themeShade="BF"/>
-              <w:left w:val="single" w:sz="4" w:space="0" w:color="BFBFBF" w:themeColor="background1" w:themeShade="BF"/>
-              <w:bottom w:val="single" w:sz="4" w:space="0" w:color="BFBFBF" w:themeColor="background1" w:themeShade="BF"/>
-              <w:right w:val="single" w:sz="4" w:space="0" w:color="BFBFBF" w:themeColor="background1" w:themeShade="BF"/>
-            </w:tcBorders>
-            <w:shd w:val="clear" w:color="auto" w:fill="F2F2F2" w:themeFill="background1" w:themeFillShade="F2"/>
-            <w:hideMark/>
-          </w:tcPr>
-          <w:p>
-            <w:pPr>
-              <w:spacing w:before="120"/>
-              <w:rPr>
-                <w:b/>
-              </w:rPr>
-            </w:pPr>
-            <w:r>
-              <w:rPr>
-                <w:b/>
-              </w:rPr>
-              <w:t>Business Unit</w:t>
-            </w:r>
-          </w:p>
-        </w:tc>
-        <w:tc>
-          <w:tcPr>
-            <w:tcW w:w="1332" w:type="dxa"/>
-            <w:tcBorders>
-              <w:top w:val="single" w:sz="4" w:space="0" w:color="BFBFBF" w:themeColor="background1" w:themeShade="BF"/>
-              <w:left w:val="single" w:sz="4" w:space="0" w:color="BFBFBF" w:themeColor="background1" w:themeShade="BF"/>
-              <w:bottom w:val="single" w:sz="4" w:space="0" w:color="BFBFBF" w:themeColor="background1" w:themeShade="BF"/>
-              <w:right w:val="single" w:sz="4" w:space="0" w:color="BFBFBF" w:themeColor="background1" w:themeShade="BF"/>
-            </w:tcBorders>
-            <w:shd w:val="clear" w:color="auto" w:fill="F2F2F2" w:themeFill="background1" w:themeFillShade="F2"/>
-            <w:hideMark/>
-          </w:tcPr>
-          <w:p>
-            <w:pPr>
-              <w:spacing w:before="120"/>
-              <w:rPr>
-                <w:b/>
-              </w:rPr>
-            </w:pPr>
-            <w:r>
-              <w:rPr>
-                <w:b/>
-              </w:rPr>
-              <w:t>Date</w:t>
-            </w:r>
-          </w:p>
-        </w:tc>
-      </w:tr>
-      <w:tr>
-        <w:trPr>
-          <w:trHeight w:val="145"/>
-        </w:trPr>
-        <w:tc>
-          <w:tcPr>
-            <w:tcW w:w="1838" w:type="dxa"/>
-            <w:tcBorders>
-              <w:top w:val="single" w:sz="4" w:space="0" w:color="BFBFBF" w:themeColor="background1" w:themeShade="BF"/>
-              <w:left w:val="single" w:sz="4" w:space="0" w:color="BFBFBF" w:themeColor="background1" w:themeShade="BF"/>
-              <w:bottom w:val="single" w:sz="4" w:space="0" w:color="BFBFBF" w:themeColor="background1" w:themeShade="BF"/>
-              <w:right w:val="single" w:sz="4" w:space="0" w:color="BFBFBF" w:themeColor="background1" w:themeShade="BF"/>
-            </w:tcBorders>
-          </w:tcPr>
-          <w:p>
-            <w:pPr>
-              <w:spacing w:before="120"/>
-            </w:pPr>
-          </w:p>
-        </w:tc>
-        <w:tc>
-          <w:tcPr>
-            <w:tcW w:w="3516" w:type="dxa"/>
-            <w:tcBorders>
-              <w:top w:val="single" w:sz="4" w:space="0" w:color="BFBFBF" w:themeColor="background1" w:themeShade="BF"/>
-              <w:left w:val="single" w:sz="4" w:space="0" w:color="BFBFBF" w:themeColor="background1" w:themeShade="BF"/>
-              <w:bottom w:val="single" w:sz="4" w:space="0" w:color="BFBFBF" w:themeColor="background1" w:themeShade="BF"/>
-              <w:right w:val="single" w:sz="4" w:space="0" w:color="BFBFBF" w:themeColor="background1" w:themeShade="BF"/>
-            </w:tcBorders>
-          </w:tcPr>
-          <w:p>
-            <w:pPr>
-              <w:spacing w:before="120"/>
-            </w:pPr>
-          </w:p>
-        </w:tc>
-        <w:tc>
-          <w:tcPr>
-            <w:tcW w:w="2948" w:type="dxa"/>
-            <w:tcBorders>
-              <w:top w:val="single" w:sz="4" w:space="0" w:color="BFBFBF" w:themeColor="background1" w:themeShade="BF"/>
-              <w:left w:val="single" w:sz="4" w:space="0" w:color="BFBFBF" w:themeColor="background1" w:themeShade="BF"/>
-              <w:bottom w:val="single" w:sz="4" w:space="0" w:color="BFBFBF" w:themeColor="background1" w:themeShade="BF"/>
-              <w:right w:val="single" w:sz="4" w:space="0" w:color="BFBFBF" w:themeColor="background1" w:themeShade="BF"/>
-            </w:tcBorders>
-          </w:tcPr>
-          <w:p>
-            <w:pPr>
-              <w:spacing w:before="120"/>
-            </w:pPr>
-          </w:p>
-        </w:tc>
-        <w:tc>
-          <w:tcPr>
-            <w:tcW w:w="1332" w:type="dxa"/>
-            <w:tcBorders>
-              <w:top w:val="single" w:sz="4" w:space="0" w:color="BFBFBF" w:themeColor="background1" w:themeShade="BF"/>
-              <w:left w:val="single" w:sz="4" w:space="0" w:color="BFBFBF" w:themeColor="background1" w:themeShade="BF"/>
-              <w:bottom w:val="single" w:sz="4" w:space="0" w:color="BFBFBF" w:themeColor="background1" w:themeShade="BF"/>
-              <w:right w:val="single" w:sz="4" w:space="0" w:color="BFBFBF" w:themeColor="background1" w:themeShade="BF"/>
-            </w:tcBorders>
-          </w:tcPr>
-          <w:p>
-            <w:pPr>
-              <w:spacing w:before="120"/>
-            </w:pPr>
-          </w:p>
-        </w:tc>
-      </w:tr>
-      <w:tr>
-        <w:trPr>
-          <w:trHeight w:val="190"/>
-        </w:trPr>
-        <w:tc>
-          <w:tcPr>
-            <w:tcW w:w="1838" w:type="dxa"/>
-            <w:tcBorders>
-              <w:top w:val="single" w:sz="4" w:space="0" w:color="BFBFBF" w:themeColor="background1" w:themeShade="BF"/>
-              <w:left w:val="single" w:sz="4" w:space="0" w:color="BFBFBF" w:themeColor="background1" w:themeShade="BF"/>
-              <w:bottom w:val="single" w:sz="4" w:space="0" w:color="BFBFBF" w:themeColor="background1" w:themeShade="BF"/>
-              <w:right w:val="single" w:sz="4" w:space="0" w:color="BFBFBF" w:themeColor="background1" w:themeShade="BF"/>
-            </w:tcBorders>
-          </w:tcPr>
-          <w:p>
-            <w:pPr>
-              <w:spacing w:before="120"/>
-            </w:pPr>
-          </w:p>
-        </w:tc>
-        <w:tc>
-          <w:tcPr>
-            <w:tcW w:w="3516" w:type="dxa"/>
-            <w:tcBorders>
-              <w:top w:val="single" w:sz="4" w:space="0" w:color="BFBFBF" w:themeColor="background1" w:themeShade="BF"/>
-              <w:left w:val="single" w:sz="4" w:space="0" w:color="BFBFBF" w:themeColor="background1" w:themeShade="BF"/>
-              <w:bottom w:val="single" w:sz="4" w:space="0" w:color="BFBFBF" w:themeColor="background1" w:themeShade="BF"/>
-              <w:right w:val="single" w:sz="4" w:space="0" w:color="BFBFBF" w:themeColor="background1" w:themeShade="BF"/>
-            </w:tcBorders>
-          </w:tcPr>
-          <w:p>
-            <w:pPr>
-              <w:spacing w:before="120"/>
-            </w:pPr>
-          </w:p>
-        </w:tc>
-        <w:tc>
-          <w:tcPr>
-            <w:tcW w:w="2948" w:type="dxa"/>
-            <w:tcBorders>
-              <w:top w:val="single" w:sz="4" w:space="0" w:color="BFBFBF" w:themeColor="background1" w:themeShade="BF"/>
-              <w:left w:val="single" w:sz="4" w:space="0" w:color="BFBFBF" w:themeColor="background1" w:themeShade="BF"/>
-              <w:bottom w:val="single" w:sz="4" w:space="0" w:color="BFBFBF" w:themeColor="background1" w:themeShade="BF"/>
-              <w:right w:val="single" w:sz="4" w:space="0" w:color="BFBFBF" w:themeColor="background1" w:themeShade="BF"/>
-            </w:tcBorders>
-          </w:tcPr>
-          <w:p>
-            <w:pPr>
-              <w:spacing w:before="120"/>
-            </w:pPr>
-          </w:p>
-        </w:tc>
-        <w:tc>
-          <w:tcPr>
-            <w:tcW w:w="1332" w:type="dxa"/>
-            <w:tcBorders>
-              <w:top w:val="single" w:sz="4" w:space="0" w:color="BFBFBF" w:themeColor="background1" w:themeShade="BF"/>
-              <w:left w:val="single" w:sz="4" w:space="0" w:color="BFBFBF" w:themeColor="background1" w:themeShade="BF"/>
-              <w:bottom w:val="single" w:sz="4" w:space="0" w:color="BFBFBF" w:themeColor="background1" w:themeShade="BF"/>
-              <w:right w:val="single" w:sz="4" w:space="0" w:color="BFBFBF" w:themeColor="background1" w:themeShade="BF"/>
-            </w:tcBorders>
-          </w:tcPr>
-          <w:p>
-            <w:pPr>
-              <w:spacing w:before="120"/>
-            </w:pPr>
-          </w:p>
-        </w:tc>
-      </w:tr>
-      <w:tr>
-        <w:trPr>
-          <w:trHeight w:val="190"/>
-        </w:trPr>
-        <w:tc>
-          <w:tcPr>
-            <w:tcW w:w="1838" w:type="dxa"/>
-            <w:tcBorders>
-              <w:top w:val="single" w:sz="4" w:space="0" w:color="BFBFBF" w:themeColor="background1" w:themeShade="BF"/>
-              <w:left w:val="single" w:sz="4" w:space="0" w:color="BFBFBF" w:themeColor="background1" w:themeShade="BF"/>
-              <w:bottom w:val="single" w:sz="4" w:space="0" w:color="BFBFBF" w:themeColor="background1" w:themeShade="BF"/>
-              <w:right w:val="single" w:sz="4" w:space="0" w:color="BFBFBF" w:themeColor="background1" w:themeShade="BF"/>
-            </w:tcBorders>
-          </w:tcPr>
-          <w:p>
-            <w:pPr>
-              <w:spacing w:before="120"/>
-            </w:pPr>
-          </w:p>
-        </w:tc>
-        <w:tc>
-          <w:tcPr>
-            <w:tcW w:w="3516" w:type="dxa"/>
-            <w:tcBorders>
-              <w:top w:val="single" w:sz="4" w:space="0" w:color="BFBFBF" w:themeColor="background1" w:themeShade="BF"/>
-              <w:left w:val="single" w:sz="4" w:space="0" w:color="BFBFBF" w:themeColor="background1" w:themeShade="BF"/>
-              <w:bottom w:val="single" w:sz="4" w:space="0" w:color="BFBFBF" w:themeColor="background1" w:themeShade="BF"/>
-              <w:right w:val="single" w:sz="4" w:space="0" w:color="BFBFBF" w:themeColor="background1" w:themeShade="BF"/>
-            </w:tcBorders>
-          </w:tcPr>
-          <w:p>
-            <w:pPr>
-              <w:spacing w:before="120"/>
-            </w:pPr>
-          </w:p>
-        </w:tc>
-        <w:tc>
-          <w:tcPr>
-            <w:tcW w:w="2948" w:type="dxa"/>
-            <w:tcBorders>
-              <w:top w:val="single" w:sz="4" w:space="0" w:color="BFBFBF" w:themeColor="background1" w:themeShade="BF"/>
-              <w:left w:val="single" w:sz="4" w:space="0" w:color="BFBFBF" w:themeColor="background1" w:themeShade="BF"/>
-              <w:bottom w:val="single" w:sz="4" w:space="0" w:color="BFBFBF" w:themeColor="background1" w:themeShade="BF"/>
-              <w:right w:val="single" w:sz="4" w:space="0" w:color="BFBFBF" w:themeColor="background1" w:themeShade="BF"/>
-            </w:tcBorders>
-          </w:tcPr>
-          <w:p>
-            <w:pPr>
-              <w:spacing w:before="120"/>
-            </w:pPr>
-          </w:p>
-        </w:tc>
-        <w:tc>
-          <w:tcPr>
-            <w:tcW w:w="1332" w:type="dxa"/>
-            <w:tcBorders>
-              <w:top w:val="single" w:sz="4" w:space="0" w:color="BFBFBF" w:themeColor="background1" w:themeShade="BF"/>
-              <w:left w:val="single" w:sz="4" w:space="0" w:color="BFBFBF" w:themeColor="background1" w:themeShade="BF"/>
-              <w:bottom w:val="single" w:sz="4" w:space="0" w:color="BFBFBF" w:themeColor="background1" w:themeShade="BF"/>
-              <w:right w:val="single" w:sz="4" w:space="0" w:color="BFBFBF" w:themeColor="background1" w:themeShade="BF"/>
-            </w:tcBorders>
-          </w:tcPr>
-          <w:p>
-            <w:pPr>
-              <w:spacing w:before="120"/>
-            </w:pPr>
           </w:p>
         </w:tc>
       </w:tr>
@@ -1218,12 +115,6 @@
         <w:gridCol w:w="3826"/>
       </w:tblGrid>
       <w:tr>
-        <w:tblPrEx>
-          <w:tblCellMar>
-            <w:top w:w="0" w:type="dxa"/>
-            <w:bottom w:w="0" w:type="dxa"/>
-          </w:tblCellMar>
-        </w:tblPrEx>
         <w:tc>
           <w:tcPr>
             <w:tcW w:w="400" w:type="dxa"/>
@@ -1241,12 +132,24 @@
             </w:tcMar>
           </w:tcPr>
           <w:p>
-            <w:r>
-              <w:rPr>
-                <w:color w:val="000000"/>
-              </w:rPr>
-              <w:t>☐</w:t>
-            </w:r>
+            <w:sdt>
+              <w:sdtPr>
+                <w:id w:val="-1953006809"/>
+                <w14:checkbox>
+                  <w14:checked w14:val="0"/>
+                  <w14:checkedState w14:val="2612" w14:font="MS Gothic"/>
+                  <w14:uncheckedState w14:val="2610" w14:font="MS Gothic"/>
+                </w14:checkbox>
+              </w:sdtPr>
+              <w:sdtContent>
+                <w:r>
+                  <w:rPr>
+                    <w:rFonts w:ascii="Segoe UI Symbol" w:hAnsi="Segoe UI Symbol" w:cs="Segoe UI Symbol"/>
+                  </w:rPr>
+                  <w:t>☐</w:t>
+                </w:r>
+              </w:sdtContent>
+            </w:sdt>
           </w:p>
         </w:tc>
         <w:tc>
@@ -1302,10 +205,6 @@
             <w:bottom w:val="single" w:sz="4" w:space="0" w:color="auto"/>
             <w:right w:val="single" w:sz="4" w:space="0" w:color="auto"/>
           </w:tblBorders>
-          <w:tblCellMar>
-            <w:top w:w="0" w:type="dxa"/>
-            <w:bottom w:w="0" w:type="dxa"/>
-          </w:tblCellMar>
         </w:tblPrEx>
         <w:tc>
           <w:tcPr>
@@ -1407,10 +306,6 @@
             <w:bottom w:val="single" w:sz="4" w:space="0" w:color="auto"/>
             <w:right w:val="single" w:sz="4" w:space="0" w:color="auto"/>
           </w:tblBorders>
-          <w:tblCellMar>
-            <w:top w:w="0" w:type="dxa"/>
-            <w:bottom w:w="0" w:type="dxa"/>
-          </w:tblCellMar>
         </w:tblPrEx>
         <w:tc>
           <w:tcPr>
@@ -1494,10 +389,6 @@
             <w:bottom w:val="single" w:sz="4" w:space="0" w:color="auto"/>
             <w:right w:val="single" w:sz="4" w:space="0" w:color="auto"/>
           </w:tblBorders>
-          <w:tblCellMar>
-            <w:top w:w="0" w:type="dxa"/>
-            <w:bottom w:w="0" w:type="dxa"/>
-          </w:tblCellMar>
         </w:tblPrEx>
         <w:tc>
           <w:tcPr>
@@ -1572,10 +463,6 @@
             <w:bottom w:val="single" w:sz="4" w:space="0" w:color="auto"/>
             <w:right w:val="single" w:sz="4" w:space="0" w:color="auto"/>
           </w:tblBorders>
-          <w:tblCellMar>
-            <w:top w:w="0" w:type="dxa"/>
-            <w:bottom w:w="0" w:type="dxa"/>
-          </w:tblCellMar>
         </w:tblPrEx>
         <w:tc>
           <w:tcPr>
@@ -1650,10 +537,6 @@
             <w:bottom w:val="single" w:sz="4" w:space="0" w:color="auto"/>
             <w:right w:val="single" w:sz="4" w:space="0" w:color="auto"/>
           </w:tblBorders>
-          <w:tblCellMar>
-            <w:top w:w="0" w:type="dxa"/>
-            <w:bottom w:w="0" w:type="dxa"/>
-          </w:tblCellMar>
         </w:tblPrEx>
         <w:tc>
           <w:tcPr>
@@ -1737,10 +620,6 @@
             <w:bottom w:val="single" w:sz="4" w:space="0" w:color="auto"/>
             <w:right w:val="single" w:sz="4" w:space="0" w:color="auto"/>
           </w:tblBorders>
-          <w:tblCellMar>
-            <w:top w:w="0" w:type="dxa"/>
-            <w:bottom w:w="0" w:type="dxa"/>
-          </w:tblCellMar>
         </w:tblPrEx>
         <w:tc>
           <w:tcPr>
@@ -1815,10 +694,6 @@
             <w:bottom w:val="single" w:sz="4" w:space="0" w:color="auto"/>
             <w:right w:val="single" w:sz="4" w:space="0" w:color="auto"/>
           </w:tblBorders>
-          <w:tblCellMar>
-            <w:top w:w="0" w:type="dxa"/>
-            <w:bottom w:w="0" w:type="dxa"/>
-          </w:tblCellMar>
         </w:tblPrEx>
         <w:tc>
           <w:tcPr>
@@ -1893,10 +768,6 @@
             <w:bottom w:val="single" w:sz="4" w:space="0" w:color="auto"/>
             <w:right w:val="single" w:sz="4" w:space="0" w:color="auto"/>
           </w:tblBorders>
-          <w:tblCellMar>
-            <w:top w:w="0" w:type="dxa"/>
-            <w:bottom w:w="0" w:type="dxa"/>
-          </w:tblCellMar>
         </w:tblPrEx>
         <w:tc>
           <w:tcPr>
@@ -1980,10 +851,6 @@
             <w:bottom w:val="single" w:sz="4" w:space="0" w:color="auto"/>
             <w:right w:val="single" w:sz="4" w:space="0" w:color="auto"/>
           </w:tblBorders>
-          <w:tblCellMar>
-            <w:top w:w="0" w:type="dxa"/>
-            <w:bottom w:w="0" w:type="dxa"/>
-          </w:tblCellMar>
         </w:tblPrEx>
         <w:tc>
           <w:tcPr>
@@ -2058,10 +925,6 @@
             <w:bottom w:val="single" w:sz="4" w:space="0" w:color="auto"/>
             <w:right w:val="single" w:sz="4" w:space="0" w:color="auto"/>
           </w:tblBorders>
-          <w:tblCellMar>
-            <w:top w:w="0" w:type="dxa"/>
-            <w:bottom w:w="0" w:type="dxa"/>
-          </w:tblCellMar>
         </w:tblPrEx>
         <w:tc>
           <w:tcPr>
@@ -2136,10 +999,6 @@
             <w:bottom w:val="single" w:sz="4" w:space="0" w:color="auto"/>
             <w:right w:val="single" w:sz="4" w:space="0" w:color="auto"/>
           </w:tblBorders>
-          <w:tblCellMar>
-            <w:top w:w="0" w:type="dxa"/>
-            <w:bottom w:w="0" w:type="dxa"/>
-          </w:tblCellMar>
         </w:tblPrEx>
         <w:tc>
           <w:tcPr>
@@ -2214,10 +1073,6 @@
             <w:bottom w:val="single" w:sz="4" w:space="0" w:color="auto"/>
             <w:right w:val="single" w:sz="4" w:space="0" w:color="auto"/>
           </w:tblBorders>
-          <w:tblCellMar>
-            <w:top w:w="0" w:type="dxa"/>
-            <w:bottom w:w="0" w:type="dxa"/>
-          </w:tblCellMar>
         </w:tblPrEx>
         <w:tc>
           <w:tcPr>
@@ -2292,10 +1147,6 @@
             <w:bottom w:val="single" w:sz="4" w:space="0" w:color="auto"/>
             <w:right w:val="single" w:sz="4" w:space="0" w:color="auto"/>
           </w:tblBorders>
-          <w:tblCellMar>
-            <w:top w:w="0" w:type="dxa"/>
-            <w:bottom w:w="0" w:type="dxa"/>
-          </w:tblCellMar>
         </w:tblPrEx>
         <w:tc>
           <w:tcPr>
@@ -2399,12 +1250,6 @@
         <w:gridCol w:w="8626"/>
       </w:tblGrid>
       <w:tr>
-        <w:tblPrEx>
-          <w:tblCellMar>
-            <w:top w:w="0" w:type="dxa"/>
-            <w:bottom w:w="0" w:type="dxa"/>
-          </w:tblCellMar>
-        </w:tblPrEx>
         <w:tc>
           <w:tcPr>
             <w:tcW w:w="400" w:type="dxa"/>
@@ -2422,12 +1267,24 @@
             </w:tcMar>
           </w:tcPr>
           <w:p>
-            <w:r>
-              <w:rPr>
-                <w:color w:val="000000"/>
-              </w:rPr>
-              <w:t>☐</w:t>
-            </w:r>
+            <w:sdt>
+              <w:sdtPr>
+                <w:id w:val="1287088583"/>
+                <w14:checkbox>
+                  <w14:checked w14:val="0"/>
+                  <w14:checkedState w14:val="2612" w14:font="MS Gothic"/>
+                  <w14:uncheckedState w14:val="2610" w14:font="MS Gothic"/>
+                </w14:checkbox>
+              </w:sdtPr>
+              <w:sdtContent>
+                <w:r>
+                  <w:rPr>
+                    <w:rFonts w:ascii="Segoe UI Symbol" w:hAnsi="Segoe UI Symbol" w:cs="Segoe UI Symbol"/>
+                  </w:rPr>
+                  <w:t>☐</w:t>
+                </w:r>
+              </w:sdtContent>
+            </w:sdt>
           </w:p>
         </w:tc>
         <w:tc>
@@ -2457,12 +1314,6 @@
         </w:tc>
       </w:tr>
       <w:tr>
-        <w:tblPrEx>
-          <w:tblCellMar>
-            <w:top w:w="0" w:type="dxa"/>
-            <w:bottom w:w="0" w:type="dxa"/>
-          </w:tblCellMar>
-        </w:tblPrEx>
         <w:tc>
           <w:tcPr>
             <w:tcW w:w="400" w:type="dxa"/>
@@ -2480,12 +1331,24 @@
             </w:tcMar>
           </w:tcPr>
           <w:p>
-            <w:r>
-              <w:rPr>
-                <w:color w:val="000000"/>
-              </w:rPr>
-              <w:t>☐</w:t>
-            </w:r>
+            <w:sdt>
+              <w:sdtPr>
+                <w:id w:val="-827214018"/>
+                <w14:checkbox>
+                  <w14:checked w14:val="0"/>
+                  <w14:checkedState w14:val="2612" w14:font="MS Gothic"/>
+                  <w14:uncheckedState w14:val="2610" w14:font="MS Gothic"/>
+                </w14:checkbox>
+              </w:sdtPr>
+              <w:sdtContent>
+                <w:r>
+                  <w:rPr>
+                    <w:rFonts w:ascii="Segoe UI Symbol" w:hAnsi="Segoe UI Symbol" w:cs="Segoe UI Symbol"/>
+                  </w:rPr>
+                  <w:t>☐</w:t>
+                </w:r>
+              </w:sdtContent>
+            </w:sdt>
           </w:p>
         </w:tc>
         <w:tc>
@@ -2533,12 +1396,6 @@
         </w:tc>
       </w:tr>
       <w:tr>
-        <w:tblPrEx>
-          <w:tblCellMar>
-            <w:top w:w="0" w:type="dxa"/>
-            <w:bottom w:w="0" w:type="dxa"/>
-          </w:tblCellMar>
-        </w:tblPrEx>
         <w:tc>
           <w:tcPr>
             <w:tcW w:w="400" w:type="dxa"/>
@@ -2556,12 +1413,24 @@
             </w:tcMar>
           </w:tcPr>
           <w:p>
-            <w:r>
-              <w:rPr>
-                <w:color w:val="000000"/>
-              </w:rPr>
-              <w:t>☐</w:t>
-            </w:r>
+            <w:sdt>
+              <w:sdtPr>
+                <w:id w:val="-730460571"/>
+                <w14:checkbox>
+                  <w14:checked w14:val="0"/>
+                  <w14:checkedState w14:val="2612" w14:font="MS Gothic"/>
+                  <w14:uncheckedState w14:val="2610" w14:font="MS Gothic"/>
+                </w14:checkbox>
+              </w:sdtPr>
+              <w:sdtContent>
+                <w:r>
+                  <w:rPr>
+                    <w:rFonts w:ascii="Segoe UI Symbol" w:hAnsi="Segoe UI Symbol" w:cs="Segoe UI Symbol"/>
+                  </w:rPr>
+                  <w:t>☐</w:t>
+                </w:r>
+              </w:sdtContent>
+            </w:sdt>
           </w:p>
         </w:tc>
         <w:tc>
@@ -2618,29 +1487,7 @@
                 <w:sz w:val="18"/>
                 <w:szCs w:val="18"/>
               </w:rPr>
-              <w:t>•  Who handles comms with the client? (</w:t>
-            </w:r>
-            <w:proofErr w:type="gramStart"/>
-            <w:r>
-              <w:rPr>
-                <w:i/>
-                <w:iCs/>
-                <w:color w:val="888888"/>
-                <w:sz w:val="18"/>
-                <w:szCs w:val="18"/>
-              </w:rPr>
-              <w:t>typically</w:t>
-            </w:r>
-            <w:proofErr w:type="gramEnd"/>
-            <w:r>
-              <w:rPr>
-                <w:i/>
-                <w:iCs/>
-                <w:color w:val="888888"/>
-                <w:sz w:val="18"/>
-                <w:szCs w:val="18"/>
-              </w:rPr>
-              <w:t xml:space="preserve"> the ticket owner)</w:t>
+              <w:t>•  Who handles comms with the client? (typically the ticket owner)</w:t>
             </w:r>
           </w:p>
           <w:p>
@@ -2706,12 +1553,6 @@
         <w:gridCol w:w="8626"/>
       </w:tblGrid>
       <w:tr>
-        <w:tblPrEx>
-          <w:tblCellMar>
-            <w:top w:w="0" w:type="dxa"/>
-            <w:bottom w:w="0" w:type="dxa"/>
-          </w:tblCellMar>
-        </w:tblPrEx>
         <w:tc>
           <w:tcPr>
             <w:tcW w:w="400" w:type="dxa"/>
@@ -2729,12 +1570,24 @@
             </w:tcMar>
           </w:tcPr>
           <w:p>
-            <w:r>
-              <w:rPr>
-                <w:color w:val="000000"/>
-              </w:rPr>
-              <w:t>☐</w:t>
-            </w:r>
+            <w:sdt>
+              <w:sdtPr>
+                <w:id w:val="-1378159324"/>
+                <w14:checkbox>
+                  <w14:checked w14:val="0"/>
+                  <w14:checkedState w14:val="2612" w14:font="MS Gothic"/>
+                  <w14:uncheckedState w14:val="2610" w14:font="MS Gothic"/>
+                </w14:checkbox>
+              </w:sdtPr>
+              <w:sdtContent>
+                <w:r>
+                  <w:rPr>
+                    <w:rFonts w:ascii="Segoe UI Symbol" w:hAnsi="Segoe UI Symbol" w:cs="Segoe UI Symbol"/>
+                  </w:rPr>
+                  <w:t>☐</w:t>
+                </w:r>
+              </w:sdtContent>
+            </w:sdt>
           </w:p>
         </w:tc>
         <w:tc>
@@ -2764,12 +1617,6 @@
         </w:tc>
       </w:tr>
       <w:tr>
-        <w:tblPrEx>
-          <w:tblCellMar>
-            <w:top w:w="0" w:type="dxa"/>
-            <w:bottom w:w="0" w:type="dxa"/>
-          </w:tblCellMar>
-        </w:tblPrEx>
         <w:tc>
           <w:tcPr>
             <w:tcW w:w="400" w:type="dxa"/>
@@ -2787,12 +1634,24 @@
             </w:tcMar>
           </w:tcPr>
           <w:p>
-            <w:r>
-              <w:rPr>
-                <w:color w:val="000000"/>
-              </w:rPr>
-              <w:t>☐</w:t>
-            </w:r>
+            <w:sdt>
+              <w:sdtPr>
+                <w:id w:val="1529604265"/>
+                <w14:checkbox>
+                  <w14:checked w14:val="0"/>
+                  <w14:checkedState w14:val="2612" w14:font="MS Gothic"/>
+                  <w14:uncheckedState w14:val="2610" w14:font="MS Gothic"/>
+                </w14:checkbox>
+              </w:sdtPr>
+              <w:sdtContent>
+                <w:r>
+                  <w:rPr>
+                    <w:rFonts w:ascii="Segoe UI Symbol" w:hAnsi="Segoe UI Symbol" w:cs="Segoe UI Symbol"/>
+                  </w:rPr>
+                  <w:t>☐</w:t>
+                </w:r>
+              </w:sdtContent>
+            </w:sdt>
           </w:p>
         </w:tc>
         <w:tc>
@@ -2822,12 +1681,6 @@
         </w:tc>
       </w:tr>
       <w:tr>
-        <w:tblPrEx>
-          <w:tblCellMar>
-            <w:top w:w="0" w:type="dxa"/>
-            <w:bottom w:w="0" w:type="dxa"/>
-          </w:tblCellMar>
-        </w:tblPrEx>
         <w:tc>
           <w:tcPr>
             <w:tcW w:w="400" w:type="dxa"/>
@@ -2845,12 +1698,24 @@
             </w:tcMar>
           </w:tcPr>
           <w:p>
-            <w:r>
-              <w:rPr>
-                <w:color w:val="000000"/>
-              </w:rPr>
-              <w:t>☐</w:t>
-            </w:r>
+            <w:sdt>
+              <w:sdtPr>
+                <w:id w:val="922457967"/>
+                <w14:checkbox>
+                  <w14:checked w14:val="0"/>
+                  <w14:checkedState w14:val="2612" w14:font="MS Gothic"/>
+                  <w14:uncheckedState w14:val="2610" w14:font="MS Gothic"/>
+                </w14:checkbox>
+              </w:sdtPr>
+              <w:sdtContent>
+                <w:r>
+                  <w:rPr>
+                    <w:rFonts w:ascii="Segoe UI Symbol" w:hAnsi="Segoe UI Symbol" w:cs="Segoe UI Symbol"/>
+                  </w:rPr>
+                  <w:t>☐</w:t>
+                </w:r>
+              </w:sdtContent>
+            </w:sdt>
           </w:p>
         </w:tc>
         <w:tc>
@@ -2880,12 +1745,6 @@
         </w:tc>
       </w:tr>
       <w:tr>
-        <w:tblPrEx>
-          <w:tblCellMar>
-            <w:top w:w="0" w:type="dxa"/>
-            <w:bottom w:w="0" w:type="dxa"/>
-          </w:tblCellMar>
-        </w:tblPrEx>
         <w:tc>
           <w:tcPr>
             <w:tcW w:w="400" w:type="dxa"/>
@@ -2903,12 +1762,24 @@
             </w:tcMar>
           </w:tcPr>
           <w:p>
-            <w:r>
-              <w:rPr>
-                <w:color w:val="000000"/>
-              </w:rPr>
-              <w:t>☐</w:t>
-            </w:r>
+            <w:sdt>
+              <w:sdtPr>
+                <w:id w:val="1564448974"/>
+                <w14:checkbox>
+                  <w14:checked w14:val="0"/>
+                  <w14:checkedState w14:val="2612" w14:font="MS Gothic"/>
+                  <w14:uncheckedState w14:val="2610" w14:font="MS Gothic"/>
+                </w14:checkbox>
+              </w:sdtPr>
+              <w:sdtContent>
+                <w:r>
+                  <w:rPr>
+                    <w:rFonts w:ascii="Segoe UI Symbol" w:hAnsi="Segoe UI Symbol" w:cs="Segoe UI Symbol"/>
+                  </w:rPr>
+                  <w:t>☐</w:t>
+                </w:r>
+              </w:sdtContent>
+            </w:sdt>
           </w:p>
         </w:tc>
         <w:tc>
@@ -2983,12 +1854,6 @@
         <w:gridCol w:w="8626"/>
       </w:tblGrid>
       <w:tr>
-        <w:tblPrEx>
-          <w:tblCellMar>
-            <w:top w:w="0" w:type="dxa"/>
-            <w:bottom w:w="0" w:type="dxa"/>
-          </w:tblCellMar>
-        </w:tblPrEx>
         <w:tc>
           <w:tcPr>
             <w:tcW w:w="400" w:type="dxa"/>
@@ -3006,12 +1871,24 @@
             </w:tcMar>
           </w:tcPr>
           <w:p>
-            <w:r>
-              <w:rPr>
-                <w:color w:val="000000"/>
-              </w:rPr>
-              <w:t>☐</w:t>
-            </w:r>
+            <w:sdt>
+              <w:sdtPr>
+                <w:id w:val="444585629"/>
+                <w14:checkbox>
+                  <w14:checked w14:val="0"/>
+                  <w14:checkedState w14:val="2612" w14:font="MS Gothic"/>
+                  <w14:uncheckedState w14:val="2610" w14:font="MS Gothic"/>
+                </w14:checkbox>
+              </w:sdtPr>
+              <w:sdtContent>
+                <w:r>
+                  <w:rPr>
+                    <w:rFonts w:ascii="Segoe UI Symbol" w:hAnsi="Segoe UI Symbol" w:cs="Segoe UI Symbol"/>
+                  </w:rPr>
+                  <w:t>☐</w:t>
+                </w:r>
+              </w:sdtContent>
+            </w:sdt>
           </w:p>
         </w:tc>
         <w:tc>
@@ -3031,42 +1908,18 @@
             </w:tcMar>
           </w:tcPr>
           <w:p>
-            <w:proofErr w:type="gramStart"/>
             <w:r>
               <w:rPr>
                 <w:b/>
                 <w:bCs/>
                 <w:color w:val="C00000"/>
               </w:rPr>
-              <w:t>⚠</w:t>
-            </w:r>
-            <w:r>
-              <w:rPr>
-                <w:b/>
-                <w:bCs/>
-                <w:color w:val="C00000"/>
-              </w:rPr>
-              <w:t xml:space="preserve">  Not</w:t>
-            </w:r>
-            <w:proofErr w:type="gramEnd"/>
-            <w:r>
-              <w:rPr>
-                <w:b/>
-                <w:bCs/>
-                <w:color w:val="C00000"/>
-              </w:rPr>
-              <w:t xml:space="preserve"> possible / not fit for purpose — you must sign off and be satisfied with the reason before this is recorded</w:t>
+              <w:t>⚠  Not possible / not fit for purpose — you must sign off and be satisfied with the reason before this is recorded</w:t>
             </w:r>
           </w:p>
         </w:tc>
       </w:tr>
       <w:tr>
-        <w:tblPrEx>
-          <w:tblCellMar>
-            <w:top w:w="0" w:type="dxa"/>
-            <w:bottom w:w="0" w:type="dxa"/>
-          </w:tblCellMar>
-        </w:tblPrEx>
         <w:tc>
           <w:tcPr>
             <w:tcW w:w="400" w:type="dxa"/>
@@ -3084,12 +1937,24 @@
             </w:tcMar>
           </w:tcPr>
           <w:p>
-            <w:r>
-              <w:rPr>
-                <w:color w:val="000000"/>
-              </w:rPr>
-              <w:t>☐</w:t>
-            </w:r>
+            <w:sdt>
+              <w:sdtPr>
+                <w:id w:val="1278604126"/>
+                <w14:checkbox>
+                  <w14:checked w14:val="0"/>
+                  <w14:checkedState w14:val="2612" w14:font="MS Gothic"/>
+                  <w14:uncheckedState w14:val="2610" w14:font="MS Gothic"/>
+                </w14:checkbox>
+              </w:sdtPr>
+              <w:sdtContent>
+                <w:r>
+                  <w:rPr>
+                    <w:rFonts w:ascii="Segoe UI Symbol" w:hAnsi="Segoe UI Symbol" w:cs="Segoe UI Symbol"/>
+                  </w:rPr>
+                  <w:t>☐</w:t>
+                </w:r>
+              </w:sdtContent>
+            </w:sdt>
           </w:p>
         </w:tc>
         <w:tc>
@@ -3109,31 +1974,13 @@
             </w:tcMar>
           </w:tcPr>
           <w:p>
-            <w:proofErr w:type="gramStart"/>
             <w:r>
               <w:rPr>
                 <w:b/>
                 <w:bCs/>
                 <w:color w:val="C00000"/>
               </w:rPr>
-              <w:t>⚠</w:t>
-            </w:r>
-            <w:r>
-              <w:rPr>
-                <w:b/>
-                <w:bCs/>
-                <w:color w:val="C00000"/>
-              </w:rPr>
-              <w:t xml:space="preserve">  Technical</w:t>
-            </w:r>
-            <w:proofErr w:type="gramEnd"/>
-            <w:r>
-              <w:rPr>
-                <w:b/>
-                <w:bCs/>
-                <w:color w:val="C00000"/>
-              </w:rPr>
-              <w:t xml:space="preserve"> resource exhausted — this is a management escalation requiring direct AM involvement following your sign off</w:t>
+              <w:t>⚠  Technical resource exhausted — this is a management escalation requiring direct AM involvement following your sign off</w:t>
             </w:r>
           </w:p>
         </w:tc>
@@ -3199,12 +2046,6 @@
         <w:gridCol w:w="8626"/>
       </w:tblGrid>
       <w:tr>
-        <w:tblPrEx>
-          <w:tblCellMar>
-            <w:top w:w="0" w:type="dxa"/>
-            <w:bottom w:w="0" w:type="dxa"/>
-          </w:tblCellMar>
-        </w:tblPrEx>
         <w:tc>
           <w:tcPr>
             <w:tcW w:w="400" w:type="dxa"/>
@@ -3222,12 +2063,24 @@
             </w:tcMar>
           </w:tcPr>
           <w:p>
-            <w:r>
-              <w:rPr>
-                <w:color w:val="000000"/>
-              </w:rPr>
-              <w:t>☐</w:t>
-            </w:r>
+            <w:sdt>
+              <w:sdtPr>
+                <w:id w:val="-1147436187"/>
+                <w14:checkbox>
+                  <w14:checked w14:val="0"/>
+                  <w14:checkedState w14:val="2612" w14:font="MS Gothic"/>
+                  <w14:uncheckedState w14:val="2610" w14:font="MS Gothic"/>
+                </w14:checkbox>
+              </w:sdtPr>
+              <w:sdtContent>
+                <w:r>
+                  <w:rPr>
+                    <w:rFonts w:ascii="Segoe UI Symbol" w:hAnsi="Segoe UI Symbol" w:cs="Segoe UI Symbol"/>
+                  </w:rPr>
+                  <w:t>☐</w:t>
+                </w:r>
+              </w:sdtContent>
+            </w:sdt>
           </w:p>
         </w:tc>
         <w:tc>
@@ -3257,12 +2110,6 @@
         </w:tc>
       </w:tr>
       <w:tr>
-        <w:tblPrEx>
-          <w:tblCellMar>
-            <w:top w:w="0" w:type="dxa"/>
-            <w:bottom w:w="0" w:type="dxa"/>
-          </w:tblCellMar>
-        </w:tblPrEx>
         <w:tc>
           <w:tcPr>
             <w:tcW w:w="400" w:type="dxa"/>
@@ -3280,12 +2127,24 @@
             </w:tcMar>
           </w:tcPr>
           <w:p>
-            <w:r>
-              <w:rPr>
-                <w:color w:val="000000"/>
-              </w:rPr>
-              <w:t>☐</w:t>
-            </w:r>
+            <w:sdt>
+              <w:sdtPr>
+                <w:id w:val="-740101927"/>
+                <w14:checkbox>
+                  <w14:checked w14:val="0"/>
+                  <w14:checkedState w14:val="2612" w14:font="MS Gothic"/>
+                  <w14:uncheckedState w14:val="2610" w14:font="MS Gothic"/>
+                </w14:checkbox>
+              </w:sdtPr>
+              <w:sdtContent>
+                <w:r>
+                  <w:rPr>
+                    <w:rFonts w:ascii="Segoe UI Symbol" w:hAnsi="Segoe UI Symbol" w:cs="Segoe UI Symbol"/>
+                  </w:rPr>
+                  <w:t>☐</w:t>
+                </w:r>
+              </w:sdtContent>
+            </w:sdt>
           </w:p>
         </w:tc>
         <w:tc>
@@ -3315,12 +2174,6 @@
         </w:tc>
       </w:tr>
       <w:tr>
-        <w:tblPrEx>
-          <w:tblCellMar>
-            <w:top w:w="0" w:type="dxa"/>
-            <w:bottom w:w="0" w:type="dxa"/>
-          </w:tblCellMar>
-        </w:tblPrEx>
         <w:tc>
           <w:tcPr>
             <w:tcW w:w="400" w:type="dxa"/>
@@ -3338,12 +2191,24 @@
             </w:tcMar>
           </w:tcPr>
           <w:p>
-            <w:r>
-              <w:rPr>
-                <w:color w:val="000000"/>
-              </w:rPr>
-              <w:t>☐</w:t>
-            </w:r>
+            <w:sdt>
+              <w:sdtPr>
+                <w:id w:val="1826077342"/>
+                <w14:checkbox>
+                  <w14:checked w14:val="0"/>
+                  <w14:checkedState w14:val="2612" w14:font="MS Gothic"/>
+                  <w14:uncheckedState w14:val="2610" w14:font="MS Gothic"/>
+                </w14:checkbox>
+              </w:sdtPr>
+              <w:sdtContent>
+                <w:r>
+                  <w:rPr>
+                    <w:rFonts w:ascii="Segoe UI Symbol" w:hAnsi="Segoe UI Symbol" w:cs="Segoe UI Symbol"/>
+                  </w:rPr>
+                  <w:t>☐</w:t>
+                </w:r>
+              </w:sdtContent>
+            </w:sdt>
           </w:p>
         </w:tc>
         <w:tc>
@@ -3373,12 +2238,6 @@
         </w:tc>
       </w:tr>
       <w:tr>
-        <w:tblPrEx>
-          <w:tblCellMar>
-            <w:top w:w="0" w:type="dxa"/>
-            <w:bottom w:w="0" w:type="dxa"/>
-          </w:tblCellMar>
-        </w:tblPrEx>
         <w:tc>
           <w:tcPr>
             <w:tcW w:w="400" w:type="dxa"/>
@@ -3396,13 +2255,24 @@
             </w:tcMar>
           </w:tcPr>
           <w:p>
-            <w:r>
-              <w:rPr>
-                <w:color w:val="000000"/>
-              </w:rPr>
-              <w:lastRenderedPageBreak/>
-              <w:t>☐</w:t>
-            </w:r>
+            <w:sdt>
+              <w:sdtPr>
+                <w:id w:val="1077024129"/>
+                <w14:checkbox>
+                  <w14:checked w14:val="0"/>
+                  <w14:checkedState w14:val="2612" w14:font="MS Gothic"/>
+                  <w14:uncheckedState w14:val="2610" w14:font="MS Gothic"/>
+                </w14:checkbox>
+              </w:sdtPr>
+              <w:sdtContent>
+                <w:r>
+                  <w:rPr>
+                    <w:rFonts w:ascii="Segoe UI Symbol" w:hAnsi="Segoe UI Symbol" w:cs="Segoe UI Symbol"/>
+                  </w:rPr>
+                  <w:t>☐</w:t>
+                </w:r>
+              </w:sdtContent>
+            </w:sdt>
           </w:p>
         </w:tc>
         <w:tc>
@@ -4450,4 +3320,10 @@
     </a:ext>
   </a:extLst>
 </a:theme>
+</file>
+
+<file path=docMetadata/LabelInfo.xml><?xml version="1.0" encoding="utf-8"?>
+<clbl:labelList xmlns:clbl="http://schemas.microsoft.com/office/2020/mipLabelMetadata">
+  <clbl:label id="{d9941682-ce72-4f25-adde-85bbc56d367b}" enabled="0" method="" siteId="{d9941682-ce72-4f25-adde-85bbc56d367b}" removed="1"/>
+</clbl:labelList>
 </file>